--- a/release/项目计划书_只读版.docx
+++ b/release/项目计划书_只读版.docx
@@ -7323,9 +7323,7 @@
                 <w:color w:val="222222"/>
                 <w:sz w:val="22"/>
               </w:rPr>
-              <w:t>仓库主页：https://github.com/leeeeclllerrcc/marine-5g-traffic-awareness</w:t>
-              <w:br/>
-              <w:t>完整项目直接下载：https://github.com/leeeeclllerrcc/marine-5g-traffic-awareness/archive/refs/heads/main.zip</w:t>
+              <w:t>以下两个链接均可由企业评审人员直接访问；仓库主页适合在线审阅，完整下载链接用于一次性获取全部项目文件。</w:t>
             </w:r>
           </w:p>
         </w:tc>
@@ -7335,6 +7333,52 @@
       <w:pPr>
         <w:spacing w:after="40"/>
       </w:pPr>
+    </w:p>
+    <w:p>
+      <w:pPr>
+        <w:spacing w:after="100"/>
+      </w:pPr>
+      <w:r>
+        <w:rPr>
+          <w:rFonts w:ascii="Calibri" w:hAnsi="Calibri" w:eastAsia="Microsoft YaHei"/>
+          <w:b/>
+          <w:color w:val="0B2545"/>
+          <w:sz w:val="22"/>
+        </w:rPr>
+        <w:t>公开仓库主页：</w:t>
+      </w:r>
+      <w:hyperlink r:id="rId11">
+        <w:r>
+          <w:rPr>
+            <w:color w:val="0563C1"/>
+            <w:u w:val="single"/>
+          </w:rPr>
+          <w:t>https://github.com/leeeeclllerrcc/marine-5g-traffic-awareness</w:t>
+        </w:r>
+      </w:hyperlink>
+    </w:p>
+    <w:p>
+      <w:pPr>
+        <w:spacing w:after="100"/>
+      </w:pPr>
+      <w:r>
+        <w:rPr>
+          <w:rFonts w:ascii="Calibri" w:hAnsi="Calibri" w:eastAsia="Microsoft YaHei"/>
+          <w:b/>
+          <w:color w:val="0B2545"/>
+          <w:sz w:val="22"/>
+        </w:rPr>
+        <w:t>完整项目直接下载：</w:t>
+      </w:r>
+      <w:hyperlink r:id="rId12">
+        <w:r>
+          <w:rPr>
+            <w:color w:val="0563C1"/>
+            <w:u w:val="single"/>
+          </w:rPr>
+          <w:t>https://github.com/leeeeclllerrcc/marine-5g-traffic-awareness/archive/refs/heads/main.zip</w:t>
+        </w:r>
+      </w:hyperlink>
     </w:p>
     <w:p>
       <w:pPr>
